--- a/assinment/React fundamentals.docx
+++ b/assinment/React fundamentals.docx
@@ -18,26 +18,71 @@
           <w:sz w:val="28"/>
           <w:szCs w:val="28"/>
         </w:rPr>
-        <w:t>NAME:DOSANI KOMIL ABBAS</w:t>
-      </w:r>
-    </w:p>
-    <w:p>
-      <w:pPr>
-        <w:rPr>
-          <w:b/>
-          <w:bCs/>
-          <w:sz w:val="28"/>
-          <w:szCs w:val="28"/>
-        </w:rPr>
-      </w:pPr>
-      <w:r>
-        <w:rPr>
-          <w:b/>
-          <w:bCs/>
-          <w:sz w:val="28"/>
-          <w:szCs w:val="28"/>
-        </w:rPr>
-        <w:t>COURSE:MERN STACK</w:t>
+        <w:t>NAME:</w:t>
+      </w:r>
+      <w:r>
+        <w:rPr>
+          <w:b/>
+          <w:bCs/>
+          <w:sz w:val="28"/>
+          <w:szCs w:val="28"/>
+        </w:rPr>
+        <w:t xml:space="preserve">Chunara Niraj Sanjaybhai </w:t>
+      </w:r>
+      <w:r>
+        <w:rPr>
+          <w:b/>
+          <w:bCs/>
+          <w:sz w:val="28"/>
+          <w:szCs w:val="28"/>
+        </w:rPr>
+        <w:tab/>
+      </w:r>
+    </w:p>
+    <w:p>
+      <w:pPr>
+        <w:rPr>
+          <w:b/>
+          <w:bCs/>
+          <w:sz w:val="28"/>
+          <w:szCs w:val="28"/>
+        </w:rPr>
+      </w:pPr>
+      <w:r>
+        <w:rPr>
+          <w:b/>
+          <w:bCs/>
+          <w:sz w:val="28"/>
+          <w:szCs w:val="28"/>
+        </w:rPr>
+        <w:t>COURSE:</w:t>
+      </w:r>
+      <w:r>
+        <w:rPr>
+          <w:b/>
+          <w:bCs/>
+          <w:sz w:val="28"/>
+          <w:szCs w:val="28"/>
+        </w:rPr>
+        <w:t xml:space="preserve"> </w:t>
+      </w:r>
+      <w:r>
+        <w:rPr>
+          <w:b/>
+          <w:bCs/>
+          <w:sz w:val="28"/>
+          <w:szCs w:val="28"/>
+        </w:rPr>
+        <w:t xml:space="preserve">Front End </w:t>
+      </w:r>
+      <w:r>
+        <w:rPr>
+          <w:b/>
+          <w:bCs/>
+          <w:sz w:val="28"/>
+          <w:szCs w:val="28"/>
+        </w:rPr>
+        <w:t>Devlopment</w:t>
       </w:r>
     </w:p>
     <w:p>
@@ -67,25 +112,7 @@
           <w:sz w:val="28"/>
           <w:szCs w:val="28"/>
         </w:rPr>
-        <w:t xml:space="preserve">React </w:t>
-      </w:r>
-      <w:r>
-        <w:rPr>
-          <w:b/>
-          <w:bCs/>
-          <w:sz w:val="28"/>
-          <w:szCs w:val="28"/>
-        </w:rPr>
-        <w:t>–</w:t>
-      </w:r>
-      <w:r>
-        <w:rPr>
-          <w:b/>
-          <w:bCs/>
-          <w:sz w:val="28"/>
-          <w:szCs w:val="28"/>
-        </w:rPr>
-        <w:t xml:space="preserve"> Fundamentals</w:t>
+        <w:t>React – Fundamentals</w:t>
       </w:r>
     </w:p>
     <w:p/>
@@ -1374,7 +1401,7 @@
           <w:lang w:val="en-IN"/>
         </w:rPr>
         <w:pict w14:anchorId="0578F587">
-          <v:rect id="_x0000_i1043" style="width:0;height:1.5pt" o:hralign="center" o:hrstd="t" o:hr="t" fillcolor="#a0a0a0" stroked="f"/>
+          <v:rect id="_x0000_i1025" style="width:0;height:1.5pt" o:hralign="center" o:hrstd="t" o:hr="t" fillcolor="#a0a0a0" stroked="f"/>
         </w:pict>
       </w:r>
     </w:p>
@@ -1583,7 +1610,7 @@
           <w:lang w:val="en-IN"/>
         </w:rPr>
         <w:pict w14:anchorId="0C6FFEBC">
-          <v:rect id="_x0000_i1044" style="width:0;height:1.5pt" o:hralign="center" o:hrstd="t" o:hr="t" fillcolor="#a0a0a0" stroked="f"/>
+          <v:rect id="_x0000_i1026" style="width:0;height:1.5pt" o:hralign="center" o:hrstd="t" o:hr="t" fillcolor="#a0a0a0" stroked="f"/>
         </w:pict>
       </w:r>
     </w:p>
@@ -1751,7 +1778,7 @@
           <w:lang w:val="en-IN"/>
         </w:rPr>
         <w:pict w14:anchorId="3F8C18BC">
-          <v:rect id="_x0000_i1045" style="width:0;height:1.5pt" o:hralign="center" o:hrstd="t" o:hr="t" fillcolor="#a0a0a0" stroked="f"/>
+          <v:rect id="_x0000_i1027" style="width:0;height:1.5pt" o:hralign="center" o:hrstd="t" o:hr="t" fillcolor="#a0a0a0" stroked="f"/>
         </w:pict>
       </w:r>
     </w:p>
@@ -2006,7 +2033,7 @@
           <w:lang w:val="en-IN"/>
         </w:rPr>
         <w:pict w14:anchorId="72E6A718">
-          <v:rect id="_x0000_i1100" style="width:0;height:1.5pt" o:hralign="center" o:hrstd="t" o:hr="t" fillcolor="#a0a0a0" stroked="f"/>
+          <v:rect id="_x0000_i1028" style="width:0;height:1.5pt" o:hralign="center" o:hrstd="t" o:hr="t" fillcolor="#a0a0a0" stroked="f"/>
         </w:pict>
       </w:r>
     </w:p>
@@ -2161,7 +2188,7 @@
           <w:lang w:val="en-IN"/>
         </w:rPr>
         <w:pict w14:anchorId="15A54007">
-          <v:rect id="_x0000_i1101" style="width:0;height:1.5pt" o:hralign="center" o:hrstd="t" o:hr="t" fillcolor="#a0a0a0" stroked="f"/>
+          <v:rect id="_x0000_i1029" style="width:0;height:1.5pt" o:hralign="center" o:hrstd="t" o:hr="t" fillcolor="#a0a0a0" stroked="f"/>
         </w:pict>
       </w:r>
     </w:p>
@@ -2235,7 +2262,7 @@
           <w:lang w:val="en-IN"/>
         </w:rPr>
         <w:pict w14:anchorId="7F960D34">
-          <v:rect id="_x0000_i1102" style="width:0;height:1.5pt" o:hralign="center" o:hrstd="t" o:hr="t" fillcolor="#a0a0a0" stroked="f"/>
+          <v:rect id="_x0000_i1030" style="width:0;height:1.5pt" o:hralign="center" o:hrstd="t" o:hr="t" fillcolor="#a0a0a0" stroked="f"/>
         </w:pict>
       </w:r>
     </w:p>
@@ -2293,7 +2320,7 @@
         </w:rPr>
         <w:lastRenderedPageBreak/>
         <w:pict w14:anchorId="3A857ABA">
-          <v:rect id="_x0000_i1103" style="width:0;height:1.5pt" o:hralign="center" o:hrstd="t" o:hr="t" fillcolor="#a0a0a0" stroked="f"/>
+          <v:rect id="_x0000_i1031" style="width:0;height:1.5pt" o:hralign="center" o:hrstd="t" o:hr="t" fillcolor="#a0a0a0" stroked="f"/>
         </w:pict>
       </w:r>
     </w:p>
@@ -2430,7 +2457,7 @@
           <w:lang w:val="en-IN"/>
         </w:rPr>
         <w:pict w14:anchorId="2DC20EB5">
-          <v:rect id="_x0000_i1104" style="width:0;height:1.5pt" o:hralign="center" o:hrstd="t" o:hr="t" fillcolor="#a0a0a0" stroked="f"/>
+          <v:rect id="_x0000_i1032" style="width:0;height:1.5pt" o:hralign="center" o:hrstd="t" o:hr="t" fillcolor="#a0a0a0" stroked="f"/>
         </w:pict>
       </w:r>
     </w:p>
@@ -2529,7 +2556,7 @@
           <w:lang w:val="en-IN"/>
         </w:rPr>
         <w:pict w14:anchorId="08BB0721">
-          <v:rect id="_x0000_i1105" style="width:0;height:1.5pt" o:hralign="center" o:hrstd="t" o:hr="t" fillcolor="#a0a0a0" stroked="f"/>
+          <v:rect id="_x0000_i1033" style="width:0;height:1.5pt" o:hralign="center" o:hrstd="t" o:hr="t" fillcolor="#a0a0a0" stroked="f"/>
         </w:pict>
       </w:r>
     </w:p>
@@ -2604,7 +2631,7 @@
           <w:lang w:val="en-IN"/>
         </w:rPr>
         <w:pict w14:anchorId="0A0D3A82">
-          <v:rect id="_x0000_i1106" style="width:0;height:1.5pt" o:hralign="center" o:hrstd="t" o:hr="t" fillcolor="#a0a0a0" stroked="f"/>
+          <v:rect id="_x0000_i1034" style="width:0;height:1.5pt" o:hralign="center" o:hrstd="t" o:hr="t" fillcolor="#a0a0a0" stroked="f"/>
         </w:pict>
       </w:r>
     </w:p>
@@ -2741,7 +2768,7 @@
           <w:lang w:val="en-IN"/>
         </w:rPr>
         <w:pict w14:anchorId="388A4593">
-          <v:rect id="_x0000_i1107" style="width:0;height:1.5pt" o:hralign="center" o:hrstd="t" o:hr="t" fillcolor="#a0a0a0" stroked="f"/>
+          <v:rect id="_x0000_i1035" style="width:0;height:1.5pt" o:hralign="center" o:hrstd="t" o:hr="t" fillcolor="#a0a0a0" stroked="f"/>
         </w:pict>
       </w:r>
     </w:p>
@@ -2954,7 +2981,7 @@
           <w:lang w:val="en-IN"/>
         </w:rPr>
         <w:pict w14:anchorId="04D02F2E">
-          <v:rect id="_x0000_i1164" style="width:0;height:1.5pt" o:hralign="center" o:hrstd="t" o:hr="t" fillcolor="#a0a0a0" stroked="f"/>
+          <v:rect id="_x0000_i1036" style="width:0;height:1.5pt" o:hralign="center" o:hrstd="t" o:hr="t" fillcolor="#a0a0a0" stroked="f"/>
         </w:pict>
       </w:r>
     </w:p>
@@ -3046,7 +3073,7 @@
           <w:lang w:val="en-IN"/>
         </w:rPr>
         <w:pict w14:anchorId="41AEBA06">
-          <v:rect id="_x0000_i1165" style="width:0;height:1.5pt" o:hralign="center" o:hrstd="t" o:hr="t" fillcolor="#a0a0a0" stroked="f"/>
+          <v:rect id="_x0000_i1037" style="width:0;height:1.5pt" o:hralign="center" o:hrstd="t" o:hr="t" fillcolor="#a0a0a0" stroked="f"/>
         </w:pict>
       </w:r>
     </w:p>
@@ -3138,7 +3165,7 @@
           <w:lang w:val="en-IN"/>
         </w:rPr>
         <w:pict w14:anchorId="67234880">
-          <v:rect id="_x0000_i1166" style="width:0;height:1.5pt" o:hralign="center" o:hrstd="t" o:hr="t" fillcolor="#a0a0a0" stroked="f"/>
+          <v:rect id="_x0000_i1038" style="width:0;height:1.5pt" o:hralign="center" o:hrstd="t" o:hr="t" fillcolor="#a0a0a0" stroked="f"/>
         </w:pict>
       </w:r>
     </w:p>
@@ -3195,7 +3222,7 @@
           <w:lang w:val="en-IN"/>
         </w:rPr>
         <w:pict w14:anchorId="4FA14BE9">
-          <v:rect id="_x0000_i1167" style="width:0;height:1.5pt" o:hralign="center" o:hrstd="t" o:hr="t" fillcolor="#a0a0a0" stroked="f"/>
+          <v:rect id="_x0000_i1039" style="width:0;height:1.5pt" o:hralign="center" o:hrstd="t" o:hr="t" fillcolor="#a0a0a0" stroked="f"/>
         </w:pict>
       </w:r>
     </w:p>
@@ -3252,7 +3279,7 @@
           <w:lang w:val="en-IN"/>
         </w:rPr>
         <w:pict w14:anchorId="79EA1BAF">
-          <v:rect id="_x0000_i1168" style="width:0;height:1.5pt" o:hralign="center" o:hrstd="t" o:hr="t" fillcolor="#a0a0a0" stroked="f"/>
+          <v:rect id="_x0000_i1040" style="width:0;height:1.5pt" o:hralign="center" o:hrstd="t" o:hr="t" fillcolor="#a0a0a0" stroked="f"/>
         </w:pict>
       </w:r>
     </w:p>
@@ -3357,7 +3384,7 @@
         </w:rPr>
         <w:lastRenderedPageBreak/>
         <w:pict w14:anchorId="2534F3F3">
-          <v:rect id="_x0000_i1169" style="width:0;height:1.5pt" o:hralign="center" o:hrstd="t" o:hr="t" fillcolor="#a0a0a0" stroked="f"/>
+          <v:rect id="_x0000_i1041" style="width:0;height:1.5pt" o:hralign="center" o:hrstd="t" o:hr="t" fillcolor="#a0a0a0" stroked="f"/>
         </w:pict>
       </w:r>
     </w:p>
@@ -3414,7 +3441,7 @@
           <w:lang w:val="en-IN"/>
         </w:rPr>
         <w:pict w14:anchorId="7B7F6FFD">
-          <v:rect id="_x0000_i1170" style="width:0;height:1.5pt" o:hralign="center" o:hrstd="t" o:hr="t" fillcolor="#a0a0a0" stroked="f"/>
+          <v:rect id="_x0000_i1042" style="width:0;height:1.5pt" o:hralign="center" o:hrstd="t" o:hr="t" fillcolor="#a0a0a0" stroked="f"/>
         </w:pict>
       </w:r>
     </w:p>
@@ -3471,7 +3498,7 @@
           <w:lang w:val="en-IN"/>
         </w:rPr>
         <w:pict w14:anchorId="62F83E62">
-          <v:rect id="_x0000_i1171" style="width:0;height:1.5pt" o:hralign="center" o:hrstd="t" o:hr="t" fillcolor="#a0a0a0" stroked="f"/>
+          <v:rect id="_x0000_i1043" style="width:0;height:1.5pt" o:hralign="center" o:hrstd="t" o:hr="t" fillcolor="#a0a0a0" stroked="f"/>
         </w:pict>
       </w:r>
     </w:p>
@@ -3599,7 +3626,7 @@
           <w:lang w:val="en-IN"/>
         </w:rPr>
         <w:pict w14:anchorId="3E5DAD5D">
-          <v:rect id="_x0000_i1222" style="width:0;height:1.5pt" o:hralign="center" o:hrstd="t" o:hr="t" fillcolor="#a0a0a0" stroked="f"/>
+          <v:rect id="_x0000_i1044" style="width:0;height:1.5pt" o:hralign="center" o:hrstd="t" o:hr="t" fillcolor="#a0a0a0" stroked="f"/>
         </w:pict>
       </w:r>
     </w:p>
@@ -4116,7 +4143,7 @@
           <w:lang w:val="en-IN"/>
         </w:rPr>
         <w:pict w14:anchorId="2AD0A759">
-          <v:rect id="_x0000_i1223" style="width:0;height:1.5pt" o:hralign="center" o:hrstd="t" o:hr="t" fillcolor="#a0a0a0" stroked="f"/>
+          <v:rect id="_x0000_i1045" style="width:0;height:1.5pt" o:hralign="center" o:hrstd="t" o:hr="t" fillcolor="#a0a0a0" stroked="f"/>
         </w:pict>
       </w:r>
     </w:p>
@@ -4221,7 +4248,7 @@
           <w:lang w:val="en-IN"/>
         </w:rPr>
         <w:pict w14:anchorId="21B0BDA7">
-          <v:rect id="_x0000_i1224" style="width:0;height:1.5pt" o:hralign="center" o:hrstd="t" o:hr="t" fillcolor="#a0a0a0" stroked="f"/>
+          <v:rect id="_x0000_i1046" style="width:0;height:1.5pt" o:hralign="center" o:hrstd="t" o:hr="t" fillcolor="#a0a0a0" stroked="f"/>
         </w:pict>
       </w:r>
     </w:p>
@@ -4283,7 +4310,7 @@
           <w:lang w:val="en-IN"/>
         </w:rPr>
         <w:pict w14:anchorId="14686B9D">
-          <v:rect id="_x0000_i1225" style="width:0;height:1.5pt" o:hralign="center" o:hrstd="t" o:hr="t" fillcolor="#a0a0a0" stroked="f"/>
+          <v:rect id="_x0000_i1047" style="width:0;height:1.5pt" o:hralign="center" o:hrstd="t" o:hr="t" fillcolor="#a0a0a0" stroked="f"/>
         </w:pict>
       </w:r>
     </w:p>
@@ -4362,7 +4389,7 @@
           <w:lang w:val="en-IN"/>
         </w:rPr>
         <w:pict w14:anchorId="04F52581">
-          <v:rect id="_x0000_i1226" style="width:0;height:1.5pt" o:hralign="center" o:hrstd="t" o:hr="t" fillcolor="#a0a0a0" stroked="f"/>
+          <v:rect id="_x0000_i1048" style="width:0;height:1.5pt" o:hralign="center" o:hrstd="t" o:hr="t" fillcolor="#a0a0a0" stroked="f"/>
         </w:pict>
       </w:r>
     </w:p>
@@ -4415,7 +4442,7 @@
           <w:lang w:val="en-IN"/>
         </w:rPr>
         <w:pict w14:anchorId="4BAC7392">
-          <v:rect id="_x0000_i1227" style="width:0;height:1.5pt" o:hralign="center" o:hrstd="t" o:hr="t" fillcolor="#a0a0a0" stroked="f"/>
+          <v:rect id="_x0000_i1049" style="width:0;height:1.5pt" o:hralign="center" o:hrstd="t" o:hr="t" fillcolor="#a0a0a0" stroked="f"/>
         </w:pict>
       </w:r>
     </w:p>
@@ -4503,7 +4530,7 @@
           <w:lang w:val="en-IN"/>
         </w:rPr>
         <w:pict w14:anchorId="31DA7A3D">
-          <v:rect id="_x0000_i1228" style="width:0;height:1.5pt" o:hralign="center" o:hrstd="t" o:hr="t" fillcolor="#a0a0a0" stroked="f"/>
+          <v:rect id="_x0000_i1050" style="width:0;height:1.5pt" o:hralign="center" o:hrstd="t" o:hr="t" fillcolor="#a0a0a0" stroked="f"/>
         </w:pict>
       </w:r>
     </w:p>
@@ -4854,7 +4881,7 @@
           <w:lang w:val="en-IN"/>
         </w:rPr>
         <w:pict w14:anchorId="369AFC6A">
-          <v:rect id="_x0000_i1285" style="width:0;height:1.5pt" o:hralign="center" o:hrstd="t" o:hr="t" fillcolor="#a0a0a0" stroked="f"/>
+          <v:rect id="_x0000_i1051" style="width:0;height:1.5pt" o:hralign="center" o:hrstd="t" o:hr="t" fillcolor="#a0a0a0" stroked="f"/>
         </w:pict>
       </w:r>
     </w:p>
@@ -4975,7 +5002,7 @@
           <w:lang w:val="en-IN"/>
         </w:rPr>
         <w:pict w14:anchorId="72D24EA3">
-          <v:rect id="_x0000_i1286" style="width:0;height:1.5pt" o:hralign="center" o:hrstd="t" o:hr="t" fillcolor="#a0a0a0" stroked="f"/>
+          <v:rect id="_x0000_i1052" style="width:0;height:1.5pt" o:hralign="center" o:hrstd="t" o:hr="t" fillcolor="#a0a0a0" stroked="f"/>
         </w:pict>
       </w:r>
     </w:p>
@@ -5049,7 +5076,7 @@
           <w:lang w:val="en-IN"/>
         </w:rPr>
         <w:pict w14:anchorId="091FC525">
-          <v:rect id="_x0000_i1287" style="width:0;height:1.5pt" o:hralign="center" o:hrstd="t" o:hr="t" fillcolor="#a0a0a0" stroked="f"/>
+          <v:rect id="_x0000_i1053" style="width:0;height:1.5pt" o:hralign="center" o:hrstd="t" o:hr="t" fillcolor="#a0a0a0" stroked="f"/>
         </w:pict>
       </w:r>
     </w:p>
@@ -5159,7 +5186,7 @@
           <w:lang w:val="en-IN"/>
         </w:rPr>
         <w:pict w14:anchorId="22DACEB8">
-          <v:rect id="_x0000_i1288" style="width:0;height:1.5pt" o:hralign="center" o:hrstd="t" o:hr="t" fillcolor="#a0a0a0" stroked="f"/>
+          <v:rect id="_x0000_i1054" style="width:0;height:1.5pt" o:hralign="center" o:hrstd="t" o:hr="t" fillcolor="#a0a0a0" stroked="f"/>
         </w:pict>
       </w:r>
     </w:p>
@@ -5242,7 +5269,7 @@
           <w:lang w:val="en-IN"/>
         </w:rPr>
         <w:pict w14:anchorId="3F393E1D">
-          <v:rect id="_x0000_i1289" style="width:0;height:1.5pt" o:hralign="center" o:hrstd="t" o:hr="t" fillcolor="#a0a0a0" stroked="f"/>
+          <v:rect id="_x0000_i1055" style="width:0;height:1.5pt" o:hralign="center" o:hrstd="t" o:hr="t" fillcolor="#a0a0a0" stroked="f"/>
         </w:pict>
       </w:r>
     </w:p>
@@ -5342,7 +5369,7 @@
           <w:lang w:val="en-IN"/>
         </w:rPr>
         <w:pict w14:anchorId="1210AD23">
-          <v:rect id="_x0000_i1290" style="width:0;height:1.5pt" o:hralign="center" o:hrstd="t" o:hr="t" fillcolor="#a0a0a0" stroked="f"/>
+          <v:rect id="_x0000_i1056" style="width:0;height:1.5pt" o:hralign="center" o:hrstd="t" o:hr="t" fillcolor="#a0a0a0" stroked="f"/>
         </w:pict>
       </w:r>
     </w:p>
@@ -5572,7 +5599,7 @@
           <w:lang w:val="en-IN"/>
         </w:rPr>
         <w:pict w14:anchorId="24CEDFF3">
-          <v:rect id="_x0000_i1291" style="width:0;height:1.5pt" o:hralign="center" o:hrstd="t" o:hr="t" fillcolor="#a0a0a0" stroked="f"/>
+          <v:rect id="_x0000_i1057" style="width:0;height:1.5pt" o:hralign="center" o:hrstd="t" o:hr="t" fillcolor="#a0a0a0" stroked="f"/>
         </w:pict>
       </w:r>
     </w:p>
@@ -5925,7 +5952,7 @@
           <w:lang w:val="en-IN"/>
         </w:rPr>
         <w:pict w14:anchorId="1B3C1006">
-          <v:rect id="_x0000_i1323" style="width:0;height:1.5pt" o:hralign="center" o:hrstd="t" o:hr="t" fillcolor="#a0a0a0" stroked="f"/>
+          <v:rect id="_x0000_i1058" style="width:0;height:1.5pt" o:hralign="center" o:hrstd="t" o:hr="t" fillcolor="#a0a0a0" stroked="f"/>
         </w:pict>
       </w:r>
     </w:p>
@@ -6162,7 +6189,7 @@
           <w:lang w:val="en-IN"/>
         </w:rPr>
         <w:pict w14:anchorId="6A3F7591">
-          <v:rect id="_x0000_i1324" style="width:0;height:1.5pt" o:hralign="center" o:hrstd="t" o:hr="t" fillcolor="#a0a0a0" stroked="f"/>
+          <v:rect id="_x0000_i1059" style="width:0;height:1.5pt" o:hralign="center" o:hrstd="t" o:hr="t" fillcolor="#a0a0a0" stroked="f"/>
         </w:pict>
       </w:r>
     </w:p>
@@ -6399,7 +6426,7 @@
           <w:lang w:val="en-IN"/>
         </w:rPr>
         <w:pict w14:anchorId="1F8E2F25">
-          <v:rect id="_x0000_i1325" style="width:0;height:1.5pt" o:hralign="center" o:hrstd="t" o:hr="t" fillcolor="#a0a0a0" stroked="f"/>
+          <v:rect id="_x0000_i1060" style="width:0;height:1.5pt" o:hralign="center" o:hrstd="t" o:hr="t" fillcolor="#a0a0a0" stroked="f"/>
         </w:pict>
       </w:r>
     </w:p>
@@ -6994,7 +7021,7 @@
           <w:lang w:val="en-IN"/>
         </w:rPr>
         <w:pict w14:anchorId="2CB34E66">
-          <v:rect id="_x0000_i1326" style="width:0;height:1.5pt" o:hralign="center" o:hrstd="t" o:hr="t" fillcolor="#a0a0a0" stroked="f"/>
+          <v:rect id="_x0000_i1061" style="width:0;height:1.5pt" o:hralign="center" o:hrstd="t" o:hr="t" fillcolor="#a0a0a0" stroked="f"/>
         </w:pict>
       </w:r>
     </w:p>
@@ -7143,7 +7170,7 @@
           <w:lang w:val="en-IN"/>
         </w:rPr>
         <w:pict w14:anchorId="0D84D9F3">
-          <v:rect id="_x0000_i1383" style="width:0;height:1.5pt" o:hralign="center" o:hrstd="t" o:hr="t" fillcolor="#a0a0a0" stroked="f"/>
+          <v:rect id="_x0000_i1062" style="width:0;height:1.5pt" o:hralign="center" o:hrstd="t" o:hr="t" fillcolor="#a0a0a0" stroked="f"/>
         </w:pict>
       </w:r>
     </w:p>
@@ -7231,7 +7258,7 @@
           <w:lang w:val="en-IN"/>
         </w:rPr>
         <w:pict w14:anchorId="3CAA08B5">
-          <v:rect id="_x0000_i1384" style="width:0;height:1.5pt" o:hralign="center" o:hrstd="t" o:hr="t" fillcolor="#a0a0a0" stroked="f"/>
+          <v:rect id="_x0000_i1063" style="width:0;height:1.5pt" o:hralign="center" o:hrstd="t" o:hr="t" fillcolor="#a0a0a0" stroked="f"/>
         </w:pict>
       </w:r>
     </w:p>
@@ -7320,7 +7347,7 @@
           <w:lang w:val="en-IN"/>
         </w:rPr>
         <w:pict w14:anchorId="621CE1E4">
-          <v:rect id="_x0000_i1385" style="width:0;height:1.5pt" o:hralign="center" o:hrstd="t" o:hr="t" fillcolor="#a0a0a0" stroked="f"/>
+          <v:rect id="_x0000_i1064" style="width:0;height:1.5pt" o:hralign="center" o:hrstd="t" o:hr="t" fillcolor="#a0a0a0" stroked="f"/>
         </w:pict>
       </w:r>
     </w:p>
@@ -7408,7 +7435,7 @@
           <w:lang w:val="en-IN"/>
         </w:rPr>
         <w:pict w14:anchorId="0912D561">
-          <v:rect id="_x0000_i1386" style="width:0;height:1.5pt" o:hralign="center" o:hrstd="t" o:hr="t" fillcolor="#a0a0a0" stroked="f"/>
+          <v:rect id="_x0000_i1065" style="width:0;height:1.5pt" o:hralign="center" o:hrstd="t" o:hr="t" fillcolor="#a0a0a0" stroked="f"/>
         </w:pict>
       </w:r>
     </w:p>
@@ -7514,7 +7541,7 @@
           <w:lang w:val="en-IN"/>
         </w:rPr>
         <w:pict w14:anchorId="32908CC8">
-          <v:rect id="_x0000_i1387" style="width:0;height:1.5pt" o:hralign="center" o:hrstd="t" o:hr="t" fillcolor="#a0a0a0" stroked="f"/>
+          <v:rect id="_x0000_i1066" style="width:0;height:1.5pt" o:hralign="center" o:hrstd="t" o:hr="t" fillcolor="#a0a0a0" stroked="f"/>
         </w:pict>
       </w:r>
     </w:p>
@@ -7655,7 +7682,7 @@
           <w:lang w:val="en-IN"/>
         </w:rPr>
         <w:pict w14:anchorId="6E75A461">
-          <v:rect id="_x0000_i1388" style="width:0;height:1.5pt" o:hralign="center" o:hrstd="t" o:hr="t" fillcolor="#a0a0a0" stroked="f"/>
+          <v:rect id="_x0000_i1067" style="width:0;height:1.5pt" o:hralign="center" o:hrstd="t" o:hr="t" fillcolor="#a0a0a0" stroked="f"/>
         </w:pict>
       </w:r>
     </w:p>
@@ -7755,7 +7782,7 @@
           <w:lang w:val="en-IN"/>
         </w:rPr>
         <w:pict w14:anchorId="32300145">
-          <v:rect id="_x0000_i1389" style="width:0;height:1.5pt" o:hralign="center" o:hrstd="t" o:hr="t" fillcolor="#a0a0a0" stroked="f"/>
+          <v:rect id="_x0000_i1068" style="width:0;height:1.5pt" o:hralign="center" o:hrstd="t" o:hr="t" fillcolor="#a0a0a0" stroked="f"/>
         </w:pict>
       </w:r>
     </w:p>
@@ -7854,7 +7881,7 @@
           <w:lang w:val="en-IN"/>
         </w:rPr>
         <w:pict w14:anchorId="76AD7A6C">
-          <v:rect id="_x0000_i1390" style="width:0;height:1.5pt" o:hralign="center" o:hrstd="t" o:hr="t" fillcolor="#a0a0a0" stroked="f"/>
+          <v:rect id="_x0000_i1069" style="width:0;height:1.5pt" o:hralign="center" o:hrstd="t" o:hr="t" fillcolor="#a0a0a0" stroked="f"/>
         </w:pict>
       </w:r>
     </w:p>
@@ -8021,7 +8048,7 @@
           <w:lang w:val="en-IN"/>
         </w:rPr>
         <w:pict w14:anchorId="1F9F21D3">
-          <v:rect id="_x0000_i1455" style="width:0;height:1.5pt" o:hralign="center" o:hrstd="t" o:hr="t" fillcolor="#a0a0a0" stroked="f"/>
+          <v:rect id="_x0000_i1070" style="width:0;height:1.5pt" o:hralign="center" o:hrstd="t" o:hr="t" fillcolor="#a0a0a0" stroked="f"/>
         </w:pict>
       </w:r>
     </w:p>
@@ -8148,7 +8175,7 @@
           <w:lang w:val="en-IN"/>
         </w:rPr>
         <w:pict w14:anchorId="36E16A67">
-          <v:rect id="_x0000_i1456" style="width:0;height:1.5pt" o:hralign="center" o:hrstd="t" o:hr="t" fillcolor="#a0a0a0" stroked="f"/>
+          <v:rect id="_x0000_i1071" style="width:0;height:1.5pt" o:hralign="center" o:hrstd="t" o:hr="t" fillcolor="#a0a0a0" stroked="f"/>
         </w:pict>
       </w:r>
     </w:p>
@@ -8231,7 +8258,7 @@
           <w:lang w:val="en-IN"/>
         </w:rPr>
         <w:pict w14:anchorId="00BBC797">
-          <v:rect id="_x0000_i1457" style="width:0;height:1.5pt" o:hralign="center" o:hrstd="t" o:hr="t" fillcolor="#a0a0a0" stroked="f"/>
+          <v:rect id="_x0000_i1072" style="width:0;height:1.5pt" o:hralign="center" o:hrstd="t" o:hr="t" fillcolor="#a0a0a0" stroked="f"/>
         </w:pict>
       </w:r>
     </w:p>
@@ -8327,7 +8354,7 @@
           <w:lang w:val="en-IN"/>
         </w:rPr>
         <w:pict w14:anchorId="3EE49AFC">
-          <v:rect id="_x0000_i1458" style="width:0;height:1.5pt" o:hralign="center" o:hrstd="t" o:hr="t" fillcolor="#a0a0a0" stroked="f"/>
+          <v:rect id="_x0000_i1073" style="width:0;height:1.5pt" o:hralign="center" o:hrstd="t" o:hr="t" fillcolor="#a0a0a0" stroked="f"/>
         </w:pict>
       </w:r>
     </w:p>
@@ -8427,7 +8454,7 @@
           <w:lang w:val="en-IN"/>
         </w:rPr>
         <w:pict w14:anchorId="631A990D">
-          <v:rect id="_x0000_i1459" style="width:0;height:1.5pt" o:hralign="center" o:hrstd="t" o:hr="t" fillcolor="#a0a0a0" stroked="f"/>
+          <v:rect id="_x0000_i1074" style="width:0;height:1.5pt" o:hralign="center" o:hrstd="t" o:hr="t" fillcolor="#a0a0a0" stroked="f"/>
         </w:pict>
       </w:r>
     </w:p>
@@ -8520,7 +8547,7 @@
           <w:lang w:val="en-IN"/>
         </w:rPr>
         <w:pict w14:anchorId="0E6E756C">
-          <v:rect id="_x0000_i1460" style="width:0;height:1.5pt" o:hralign="center" o:hrstd="t" o:hr="t" fillcolor="#a0a0a0" stroked="f"/>
+          <v:rect id="_x0000_i1075" style="width:0;height:1.5pt" o:hralign="center" o:hrstd="t" o:hr="t" fillcolor="#a0a0a0" stroked="f"/>
         </w:pict>
       </w:r>
     </w:p>
@@ -8630,7 +8657,7 @@
           <w:lang w:val="en-IN"/>
         </w:rPr>
         <w:pict w14:anchorId="3E9B60B7">
-          <v:rect id="_x0000_i1461" style="width:0;height:1.5pt" o:hralign="center" o:hrstd="t" o:hr="t" fillcolor="#a0a0a0" stroked="f"/>
+          <v:rect id="_x0000_i1076" style="width:0;height:1.5pt" o:hralign="center" o:hrstd="t" o:hr="t" fillcolor="#a0a0a0" stroked="f"/>
         </w:pict>
       </w:r>
     </w:p>
@@ -8770,7 +8797,7 @@
           <w:lang w:val="en-IN"/>
         </w:rPr>
         <w:pict w14:anchorId="69DA13F6">
-          <v:rect id="_x0000_i1462" style="width:0;height:1.5pt" o:hralign="center" o:hrstd="t" o:hr="t" fillcolor="#a0a0a0" stroked="f"/>
+          <v:rect id="_x0000_i1077" style="width:0;height:1.5pt" o:hralign="center" o:hrstd="t" o:hr="t" fillcolor="#a0a0a0" stroked="f"/>
         </w:pict>
       </w:r>
     </w:p>
@@ -9059,7 +9086,7 @@
           <w:lang w:val="en-IN"/>
         </w:rPr>
         <w:pict w14:anchorId="1602F2B6">
-          <v:rect id="_x0000_i1591" style="width:0;height:1.5pt" o:hralign="center" o:hrstd="t" o:hr="t" fillcolor="#a0a0a0" stroked="f"/>
+          <v:rect id="_x0000_i1078" style="width:0;height:1.5pt" o:hralign="center" o:hrstd="t" o:hr="t" fillcolor="#a0a0a0" stroked="f"/>
         </w:pict>
       </w:r>
     </w:p>
@@ -9313,7 +9340,7 @@
           <w:lang w:val="en-IN"/>
         </w:rPr>
         <w:pict w14:anchorId="0A25E8FE">
-          <v:rect id="_x0000_i1592" style="width:0;height:1.5pt" o:hralign="center" o:hrstd="t" o:hr="t" fillcolor="#a0a0a0" stroked="f"/>
+          <v:rect id="_x0000_i1079" style="width:0;height:1.5pt" o:hralign="center" o:hrstd="t" o:hr="t" fillcolor="#a0a0a0" stroked="f"/>
         </w:pict>
       </w:r>
     </w:p>
@@ -9846,7 +9873,7 @@
           <w:lang w:val="en-IN"/>
         </w:rPr>
         <w:pict w14:anchorId="6B680694">
-          <v:rect id="_x0000_i1593" style="width:0;height:1.5pt" o:hralign="center" o:hrstd="t" o:hr="t" fillcolor="#a0a0a0" stroked="f"/>
+          <v:rect id="_x0000_i1080" style="width:0;height:1.5pt" o:hralign="center" o:hrstd="t" o:hr="t" fillcolor="#a0a0a0" stroked="f"/>
         </w:pict>
       </w:r>
     </w:p>
@@ -9948,7 +9975,7 @@
           <w:lang w:val="en-IN"/>
         </w:rPr>
         <w:pict w14:anchorId="10D13F59">
-          <v:rect id="_x0000_i1594" style="width:0;height:1.5pt" o:hralign="center" o:hrstd="t" o:hr="t" fillcolor="#a0a0a0" stroked="f"/>
+          <v:rect id="_x0000_i1081" style="width:0;height:1.5pt" o:hralign="center" o:hrstd="t" o:hr="t" fillcolor="#a0a0a0" stroked="f"/>
         </w:pict>
       </w:r>
     </w:p>
@@ -10095,7 +10122,7 @@
           <w:lang w:val="en-IN"/>
         </w:rPr>
         <w:pict w14:anchorId="3BE5F404">
-          <v:rect id="_x0000_i1647" style="width:0;height:1.5pt" o:hralign="center" o:hrstd="t" o:hr="t" fillcolor="#a0a0a0" stroked="f"/>
+          <v:rect id="_x0000_i1082" style="width:0;height:1.5pt" o:hralign="center" o:hrstd="t" o:hr="t" fillcolor="#a0a0a0" stroked="f"/>
         </w:pict>
       </w:r>
     </w:p>
@@ -10228,7 +10255,7 @@
           <w:lang w:val="en-IN"/>
         </w:rPr>
         <w:pict w14:anchorId="7FCF2440">
-          <v:rect id="_x0000_i1648" style="width:0;height:1.5pt" o:hralign="center" o:hrstd="t" o:hr="t" fillcolor="#a0a0a0" stroked="f"/>
+          <v:rect id="_x0000_i1083" style="width:0;height:1.5pt" o:hralign="center" o:hrstd="t" o:hr="t" fillcolor="#a0a0a0" stroked="f"/>
         </w:pict>
       </w:r>
     </w:p>
@@ -10438,7 +10465,7 @@
           <w:lang w:val="en-IN"/>
         </w:rPr>
         <w:pict w14:anchorId="48AEB38B">
-          <v:rect id="_x0000_i1649" style="width:0;height:1.5pt" o:hralign="center" o:hrstd="t" o:hr="t" fillcolor="#a0a0a0" stroked="f"/>
+          <v:rect id="_x0000_i1084" style="width:0;height:1.5pt" o:hralign="center" o:hrstd="t" o:hr="t" fillcolor="#a0a0a0" stroked="f"/>
         </w:pict>
       </w:r>
     </w:p>
@@ -10554,7 +10581,7 @@
           <w:lang w:val="en-IN"/>
         </w:rPr>
         <w:pict w14:anchorId="712AC4EB">
-          <v:rect id="_x0000_i1650" style="width:0;height:1.5pt" o:hralign="center" o:hrstd="t" o:hr="t" fillcolor="#a0a0a0" stroked="f"/>
+          <v:rect id="_x0000_i1085" style="width:0;height:1.5pt" o:hralign="center" o:hrstd="t" o:hr="t" fillcolor="#a0a0a0" stroked="f"/>
         </w:pict>
       </w:r>
     </w:p>
@@ -10713,7 +10740,7 @@
           <w:lang w:val="en-IN"/>
         </w:rPr>
         <w:pict w14:anchorId="10D15B04">
-          <v:rect id="_x0000_i1651" style="width:0;height:1.5pt" o:hralign="center" o:hrstd="t" o:hr="t" fillcolor="#a0a0a0" stroked="f"/>
+          <v:rect id="_x0000_i1086" style="width:0;height:1.5pt" o:hralign="center" o:hrstd="t" o:hr="t" fillcolor="#a0a0a0" stroked="f"/>
         </w:pict>
       </w:r>
       <w:r>
@@ -10825,7 +10852,7 @@
         </w:rPr>
         <w:lastRenderedPageBreak/>
         <w:pict w14:anchorId="4A9D74CE">
-          <v:rect id="_x0000_i1652" style="width:0;height:1.5pt" o:hralign="center" o:hrstd="t" o:hr="t" fillcolor="#a0a0a0" stroked="f"/>
+          <v:rect id="_x0000_i1087" style="width:0;height:1.5pt" o:hralign="center" o:hrstd="t" o:hr="t" fillcolor="#a0a0a0" stroked="f"/>
         </w:pict>
       </w:r>
     </w:p>
@@ -10962,7 +10989,7 @@
           <w:lang w:val="en-IN"/>
         </w:rPr>
         <w:pict w14:anchorId="1596E033">
-          <v:rect id="_x0000_i1653" style="width:0;height:1.5pt" o:hralign="center" o:hrstd="t" o:hr="t" fillcolor="#a0a0a0" stroked="f"/>
+          <v:rect id="_x0000_i1088" style="width:0;height:1.5pt" o:hralign="center" o:hrstd="t" o:hr="t" fillcolor="#a0a0a0" stroked="f"/>
         </w:pict>
       </w:r>
     </w:p>
@@ -11061,7 +11088,7 @@
           <w:lang w:val="en-IN"/>
         </w:rPr>
         <w:pict w14:anchorId="5823C471">
-          <v:rect id="_x0000_i1654" style="width:0;height:1.5pt" o:hralign="center" o:hrstd="t" o:hr="t" fillcolor="#a0a0a0" stroked="f"/>
+          <v:rect id="_x0000_i1089" style="width:0;height:1.5pt" o:hralign="center" o:hrstd="t" o:hr="t" fillcolor="#a0a0a0" stroked="f"/>
         </w:pict>
       </w:r>
     </w:p>
@@ -11246,7 +11273,7 @@
           <w:lang w:val="en-IN"/>
         </w:rPr>
         <w:pict w14:anchorId="10E991AA">
-          <v:rect id="_x0000_i1731" style="width:0;height:1.5pt" o:hralign="center" o:hrstd="t" o:hr="t" fillcolor="#a0a0a0" stroked="f"/>
+          <v:rect id="_x0000_i1090" style="width:0;height:1.5pt" o:hralign="center" o:hrstd="t" o:hr="t" fillcolor="#a0a0a0" stroked="f"/>
         </w:pict>
       </w:r>
     </w:p>
@@ -11321,7 +11348,7 @@
           <w:lang w:val="en-IN"/>
         </w:rPr>
         <w:pict w14:anchorId="6B85E3BF">
-          <v:rect id="_x0000_i1732" style="width:0;height:1.5pt" o:hralign="center" o:hrstd="t" o:hr="t" fillcolor="#a0a0a0" stroked="f"/>
+          <v:rect id="_x0000_i1091" style="width:0;height:1.5pt" o:hralign="center" o:hrstd="t" o:hr="t" fillcolor="#a0a0a0" stroked="f"/>
         </w:pict>
       </w:r>
     </w:p>
@@ -11399,7 +11426,7 @@
           <w:lang w:val="en-IN"/>
         </w:rPr>
         <w:pict w14:anchorId="0A7F110C">
-          <v:rect id="_x0000_i1733" style="width:0;height:1.5pt" o:hralign="center" o:hrstd="t" o:hr="t" fillcolor="#a0a0a0" stroked="f"/>
+          <v:rect id="_x0000_i1092" style="width:0;height:1.5pt" o:hralign="center" o:hrstd="t" o:hr="t" fillcolor="#a0a0a0" stroked="f"/>
         </w:pict>
       </w:r>
     </w:p>
@@ -11456,7 +11483,7 @@
           <w:lang w:val="en-IN"/>
         </w:rPr>
         <w:pict w14:anchorId="47BDBA2C">
-          <v:rect id="_x0000_i1734" style="width:0;height:1.5pt" o:hralign="center" o:hrstd="t" o:hr="t" fillcolor="#a0a0a0" stroked="f"/>
+          <v:rect id="_x0000_i1093" style="width:0;height:1.5pt" o:hralign="center" o:hrstd="t" o:hr="t" fillcolor="#a0a0a0" stroked="f"/>
         </w:pict>
       </w:r>
     </w:p>
@@ -11526,7 +11553,7 @@
           <w:lang w:val="en-IN"/>
         </w:rPr>
         <w:pict w14:anchorId="549C0865">
-          <v:rect id="_x0000_i1735" style="width:0;height:1.5pt" o:hralign="center" o:hrstd="t" o:hr="t" fillcolor="#a0a0a0" stroked="f"/>
+          <v:rect id="_x0000_i1094" style="width:0;height:1.5pt" o:hralign="center" o:hrstd="t" o:hr="t" fillcolor="#a0a0a0" stroked="f"/>
         </w:pict>
       </w:r>
     </w:p>
@@ -11728,7 +11755,7 @@
           <w:lang w:val="en-IN"/>
         </w:rPr>
         <w:pict w14:anchorId="00FADF71">
-          <v:rect id="_x0000_i1736" style="width:0;height:1.5pt" o:hralign="center" o:hrstd="t" o:hr="t" fillcolor="#a0a0a0" stroked="f"/>
+          <v:rect id="_x0000_i1095" style="width:0;height:1.5pt" o:hralign="center" o:hrstd="t" o:hr="t" fillcolor="#a0a0a0" stroked="f"/>
         </w:pict>
       </w:r>
     </w:p>
@@ -11869,7 +11896,7 @@
           <w:lang w:val="en-IN"/>
         </w:rPr>
         <w:pict w14:anchorId="335A8FE0">
-          <v:rect id="_x0000_i1737" style="width:0;height:1.5pt" o:hralign="center" o:hrstd="t" o:hr="t" fillcolor="#a0a0a0" stroked="f"/>
+          <v:rect id="_x0000_i1096" style="width:0;height:1.5pt" o:hralign="center" o:hrstd="t" o:hr="t" fillcolor="#a0a0a0" stroked="f"/>
         </w:pict>
       </w:r>
     </w:p>
@@ -11964,7 +11991,7 @@
           <w:lang w:val="en-IN"/>
         </w:rPr>
         <w:pict w14:anchorId="344E4318">
-          <v:rect id="_x0000_i1738" style="width:0;height:1.5pt" o:hralign="center" o:hrstd="t" o:hr="t" fillcolor="#a0a0a0" stroked="f"/>
+          <v:rect id="_x0000_i1097" style="width:0;height:1.5pt" o:hralign="center" o:hrstd="t" o:hr="t" fillcolor="#a0a0a0" stroked="f"/>
         </w:pict>
       </w:r>
     </w:p>
@@ -12052,7 +12079,7 @@
           <w:lang w:val="en-IN"/>
         </w:rPr>
         <w:pict w14:anchorId="3970AFF8">
-          <v:rect id="_x0000_i1739" style="width:0;height:1.5pt" o:hralign="center" o:hrstd="t" o:hr="t" fillcolor="#a0a0a0" stroked="f"/>
+          <v:rect id="_x0000_i1098" style="width:0;height:1.5pt" o:hralign="center" o:hrstd="t" o:hr="t" fillcolor="#a0a0a0" stroked="f"/>
         </w:pict>
       </w:r>
     </w:p>
@@ -12152,7 +12179,7 @@
           <w:lang w:val="en-IN"/>
         </w:rPr>
         <w:pict w14:anchorId="331BA0C9">
-          <v:rect id="_x0000_i1740" style="width:0;height:1.5pt" o:hralign="center" o:hrstd="t" o:hr="t" fillcolor="#a0a0a0" stroked="f"/>
+          <v:rect id="_x0000_i1099" style="width:0;height:1.5pt" o:hralign="center" o:hrstd="t" o:hr="t" fillcolor="#a0a0a0" stroked="f"/>
         </w:pict>
       </w:r>
     </w:p>
@@ -12552,7 +12579,7 @@
           <w:lang w:val="en-IN"/>
         </w:rPr>
         <w:pict w14:anchorId="1970A2C6">
-          <v:rect id="_x0000_i1797" style="width:0;height:1.5pt" o:hralign="center" o:hrstd="t" o:hr="t" fillcolor="#a0a0a0" stroked="f"/>
+          <v:rect id="_x0000_i1100" style="width:0;height:1.5pt" o:hralign="center" o:hrstd="t" o:hr="t" fillcolor="#a0a0a0" stroked="f"/>
         </w:pict>
       </w:r>
     </w:p>
@@ -12639,7 +12666,7 @@
           <w:lang w:val="en-IN"/>
         </w:rPr>
         <w:pict w14:anchorId="1121470C">
-          <v:rect id="_x0000_i1798" style="width:0;height:1.5pt" o:hralign="center" o:hrstd="t" o:hr="t" fillcolor="#a0a0a0" stroked="f"/>
+          <v:rect id="_x0000_i1101" style="width:0;height:1.5pt" o:hralign="center" o:hrstd="t" o:hr="t" fillcolor="#a0a0a0" stroked="f"/>
         </w:pict>
       </w:r>
     </w:p>
@@ -12692,7 +12719,7 @@
           <w:lang w:val="en-IN"/>
         </w:rPr>
         <w:pict w14:anchorId="44AF44EA">
-          <v:rect id="_x0000_i1799" style="width:0;height:1.5pt" o:hralign="center" o:hrstd="t" o:hr="t" fillcolor="#a0a0a0" stroked="f"/>
+          <v:rect id="_x0000_i1102" style="width:0;height:1.5pt" o:hralign="center" o:hrstd="t" o:hr="t" fillcolor="#a0a0a0" stroked="f"/>
         </w:pict>
       </w:r>
     </w:p>
@@ -12806,7 +12833,7 @@
           <w:lang w:val="en-IN"/>
         </w:rPr>
         <w:pict w14:anchorId="12F3AFA2">
-          <v:rect id="_x0000_i1800" style="width:0;height:1.5pt" o:hralign="center" o:hrstd="t" o:hr="t" fillcolor="#a0a0a0" stroked="f"/>
+          <v:rect id="_x0000_i1103" style="width:0;height:1.5pt" o:hralign="center" o:hrstd="t" o:hr="t" fillcolor="#a0a0a0" stroked="f"/>
         </w:pict>
       </w:r>
     </w:p>
@@ -12947,7 +12974,7 @@
           <w:lang w:val="en-IN"/>
         </w:rPr>
         <w:pict w14:anchorId="29A59F89">
-          <v:rect id="_x0000_i1801" style="width:0;height:1.5pt" o:hralign="center" o:hrstd="t" o:hr="t" fillcolor="#a0a0a0" stroked="f"/>
+          <v:rect id="_x0000_i1104" style="width:0;height:1.5pt" o:hralign="center" o:hrstd="t" o:hr="t" fillcolor="#a0a0a0" stroked="f"/>
         </w:pict>
       </w:r>
       <w:r>
@@ -12991,7 +13018,7 @@
           <w:lang w:val="en-IN"/>
         </w:rPr>
         <w:pict w14:anchorId="51E621C3">
-          <v:rect id="_x0000_i1802" style="width:0;height:1.5pt" o:hralign="center" o:hrstd="t" o:hr="t" fillcolor="#a0a0a0" stroked="f"/>
+          <v:rect id="_x0000_i1105" style="width:0;height:1.5pt" o:hralign="center" o:hrstd="t" o:hr="t" fillcolor="#a0a0a0" stroked="f"/>
         </w:pict>
       </w:r>
     </w:p>
@@ -13117,7 +13144,7 @@
           <w:lang w:val="en-IN"/>
         </w:rPr>
         <w:pict w14:anchorId="5CC16A29">
-          <v:rect id="_x0000_i1845" style="width:0;height:1.5pt" o:hralign="center" o:hrstd="t" o:hr="t" fillcolor="#a0a0a0" stroked="f"/>
+          <v:rect id="_x0000_i1106" style="width:0;height:1.5pt" o:hralign="center" o:hrstd="t" o:hr="t" fillcolor="#a0a0a0" stroked="f"/>
         </w:pict>
       </w:r>
     </w:p>
@@ -13254,7 +13281,7 @@
           <w:lang w:val="en-IN"/>
         </w:rPr>
         <w:pict w14:anchorId="03129498">
-          <v:rect id="_x0000_i1846" style="width:0;height:1.5pt" o:hralign="center" o:hrstd="t" o:hr="t" fillcolor="#a0a0a0" stroked="f"/>
+          <v:rect id="_x0000_i1107" style="width:0;height:1.5pt" o:hralign="center" o:hrstd="t" o:hr="t" fillcolor="#a0a0a0" stroked="f"/>
         </w:pict>
       </w:r>
     </w:p>
@@ -13413,7 +13440,7 @@
         </w:rPr>
         <w:lastRenderedPageBreak/>
         <w:pict w14:anchorId="7ADB3BB2">
-          <v:rect id="_x0000_i1847" style="width:0;height:1.5pt" o:hralign="center" o:hrstd="t" o:hr="t" fillcolor="#a0a0a0" stroked="f"/>
+          <v:rect id="_x0000_i1108" style="width:0;height:1.5pt" o:hralign="center" o:hrstd="t" o:hr="t" fillcolor="#a0a0a0" stroked="f"/>
         </w:pict>
       </w:r>
     </w:p>
@@ -13632,7 +13659,7 @@
           <w:lang w:val="en-IN"/>
         </w:rPr>
         <w:pict w14:anchorId="478E0983">
-          <v:rect id="_x0000_i1848" style="width:0;height:1.5pt" o:hralign="center" o:hrstd="t" o:hr="t" fillcolor="#a0a0a0" stroked="f"/>
+          <v:rect id="_x0000_i1109" style="width:0;height:1.5pt" o:hralign="center" o:hrstd="t" o:hr="t" fillcolor="#a0a0a0" stroked="f"/>
         </w:pict>
       </w:r>
     </w:p>
@@ -13834,7 +13861,7 @@
           <w:lang w:val="en-IN"/>
         </w:rPr>
         <w:pict w14:anchorId="2F0FBC16">
-          <v:rect id="_x0000_i1849" style="width:0;height:1.5pt" o:hralign="center" o:hrstd="t" o:hr="t" fillcolor="#a0a0a0" stroked="f"/>
+          <v:rect id="_x0000_i1110" style="width:0;height:1.5pt" o:hralign="center" o:hrstd="t" o:hr="t" fillcolor="#a0a0a0" stroked="f"/>
         </w:pict>
       </w:r>
     </w:p>
@@ -14202,7 +14229,7 @@
           <w:lang w:val="en-IN"/>
         </w:rPr>
         <w:pict w14:anchorId="32D45EEA">
-          <v:rect id="_x0000_i1895" style="width:0;height:1.5pt" o:hralign="center" o:hrstd="t" o:hr="t" fillcolor="#a0a0a0" stroked="f"/>
+          <v:rect id="_x0000_i1111" style="width:0;height:1.5pt" o:hralign="center" o:hrstd="t" o:hr="t" fillcolor="#a0a0a0" stroked="f"/>
         </w:pict>
       </w:r>
     </w:p>
@@ -14351,7 +14378,7 @@
           <w:lang w:val="en-IN"/>
         </w:rPr>
         <w:pict w14:anchorId="184A0DB4">
-          <v:rect id="_x0000_i1896" style="width:0;height:1.5pt" o:hralign="center" o:hrstd="t" o:hr="t" fillcolor="#a0a0a0" stroked="f"/>
+          <v:rect id="_x0000_i1112" style="width:0;height:1.5pt" o:hralign="center" o:hrstd="t" o:hr="t" fillcolor="#a0a0a0" stroked="f"/>
         </w:pict>
       </w:r>
     </w:p>
@@ -14496,7 +14523,7 @@
           <w:lang w:val="en-IN"/>
         </w:rPr>
         <w:pict w14:anchorId="6BFC6BEF">
-          <v:rect id="_x0000_i1897" style="width:0;height:1.5pt" o:hralign="center" o:hrstd="t" o:hr="t" fillcolor="#a0a0a0" stroked="f"/>
+          <v:rect id="_x0000_i1113" style="width:0;height:1.5pt" o:hralign="center" o:hrstd="t" o:hr="t" fillcolor="#a0a0a0" stroked="f"/>
         </w:pict>
       </w:r>
     </w:p>
@@ -14642,7 +14669,7 @@
           <w:lang w:val="en-IN"/>
         </w:rPr>
         <w:pict w14:anchorId="4DC59CD8">
-          <v:rect id="_x0000_i1898" style="width:0;height:1.5pt" o:hralign="center" o:hrstd="t" o:hr="t" fillcolor="#a0a0a0" stroked="f"/>
+          <v:rect id="_x0000_i1114" style="width:0;height:1.5pt" o:hralign="center" o:hrstd="t" o:hr="t" fillcolor="#a0a0a0" stroked="f"/>
         </w:pict>
       </w:r>
     </w:p>
@@ -14796,7 +14823,7 @@
           <w:lang w:val="en-IN"/>
         </w:rPr>
         <w:pict w14:anchorId="311EEF66">
-          <v:rect id="_x0000_i1899" style="width:0;height:1.5pt" o:hralign="center" o:hrstd="t" o:hr="t" fillcolor="#a0a0a0" stroked="f"/>
+          <v:rect id="_x0000_i1115" style="width:0;height:1.5pt" o:hralign="center" o:hrstd="t" o:hr="t" fillcolor="#a0a0a0" stroked="f"/>
         </w:pict>
       </w:r>
     </w:p>
@@ -14948,7 +14975,7 @@
           <w:lang w:val="en-IN"/>
         </w:rPr>
         <w:pict w14:anchorId="4116EE2F">
-          <v:rect id="_x0000_i1929" style="width:0;height:1.5pt" o:hralign="center" o:hrstd="t" o:hr="t" fillcolor="#a0a0a0" stroked="f"/>
+          <v:rect id="_x0000_i1116" style="width:0;height:1.5pt" o:hralign="center" o:hrstd="t" o:hr="t" fillcolor="#a0a0a0" stroked="f"/>
         </w:pict>
       </w:r>
     </w:p>
@@ -15165,7 +15192,7 @@
           <w:lang w:val="en-IN"/>
         </w:rPr>
         <w:pict w14:anchorId="27BC5BF7">
-          <v:rect id="_x0000_i1930" style="width:0;height:1.5pt" o:hralign="center" o:hrstd="t" o:hr="t" fillcolor="#a0a0a0" stroked="f"/>
+          <v:rect id="_x0000_i1117" style="width:0;height:1.5pt" o:hralign="center" o:hrstd="t" o:hr="t" fillcolor="#a0a0a0" stroked="f"/>
         </w:pict>
       </w:r>
     </w:p>
@@ -15390,7 +15417,7 @@
         </w:rPr>
         <w:lastRenderedPageBreak/>
         <w:pict w14:anchorId="0020D2E0">
-          <v:rect id="_x0000_i1931" style="width:0;height:1.5pt" o:hralign="center" o:hrstd="t" o:hr="t" fillcolor="#a0a0a0" stroked="f"/>
+          <v:rect id="_x0000_i1118" style="width:0;height:1.5pt" o:hralign="center" o:hrstd="t" o:hr="t" fillcolor="#a0a0a0" stroked="f"/>
         </w:pict>
       </w:r>
     </w:p>
@@ -15613,7 +15640,7 @@
           <w:lang w:val="en-IN"/>
         </w:rPr>
         <w:pict w14:anchorId="06467B13">
-          <v:rect id="_x0000_i1932" style="width:0;height:1.5pt" o:hralign="center" o:hrstd="t" o:hr="t" fillcolor="#a0a0a0" stroked="f"/>
+          <v:rect id="_x0000_i1119" style="width:0;height:1.5pt" o:hralign="center" o:hrstd="t" o:hr="t" fillcolor="#a0a0a0" stroked="f"/>
         </w:pict>
       </w:r>
     </w:p>
@@ -16018,7 +16045,7 @@
           <w:lang w:val="en-IN"/>
         </w:rPr>
         <w:pict w14:anchorId="7A1C76DA">
-          <v:rect id="_x0000_i1961" style="width:0;height:1.5pt" o:hralign="center" o:hrstd="t" o:hr="t" fillcolor="#a0a0a0" stroked="f"/>
+          <v:rect id="_x0000_i1120" style="width:0;height:1.5pt" o:hralign="center" o:hrstd="t" o:hr="t" fillcolor="#a0a0a0" stroked="f"/>
         </w:pict>
       </w:r>
     </w:p>
@@ -16231,7 +16258,7 @@
           <w:lang w:val="en-IN"/>
         </w:rPr>
         <w:pict w14:anchorId="310893BD">
-          <v:rect id="_x0000_i1962" style="width:0;height:1.5pt" o:hralign="center" o:hrstd="t" o:hr="t" fillcolor="#a0a0a0" stroked="f"/>
+          <v:rect id="_x0000_i1121" style="width:0;height:1.5pt" o:hralign="center" o:hrstd="t" o:hr="t" fillcolor="#a0a0a0" stroked="f"/>
         </w:pict>
       </w:r>
     </w:p>
@@ -16313,7 +16340,7 @@
           <w:lang w:val="en-IN"/>
         </w:rPr>
         <w:pict w14:anchorId="31188DF5">
-          <v:rect id="_x0000_i1963" style="width:0;height:1.5pt" o:hralign="center" o:hrstd="t" o:hr="t" fillcolor="#a0a0a0" stroked="f"/>
+          <v:rect id="_x0000_i1122" style="width:0;height:1.5pt" o:hralign="center" o:hrstd="t" o:hr="t" fillcolor="#a0a0a0" stroked="f"/>
         </w:pict>
       </w:r>
     </w:p>
@@ -16508,7 +16535,7 @@
           <w:lang w:val="en-IN"/>
         </w:rPr>
         <w:pict w14:anchorId="160AB0BF">
-          <v:rect id="_x0000_i1964" style="width:0;height:1.5pt" o:hralign="center" o:hrstd="t" o:hr="t" fillcolor="#a0a0a0" stroked="f"/>
+          <v:rect id="_x0000_i1123" style="width:0;height:1.5pt" o:hralign="center" o:hrstd="t" o:hr="t" fillcolor="#a0a0a0" stroked="f"/>
         </w:pict>
       </w:r>
     </w:p>
@@ -16690,7 +16717,7 @@
           <w:lang w:val="en-IN"/>
         </w:rPr>
         <w:pict w14:anchorId="768BE533">
-          <v:rect id="_x0000_i2011" style="width:0;height:1.5pt" o:hralign="center" o:hrstd="t" o:hr="t" fillcolor="#a0a0a0" stroked="f"/>
+          <v:rect id="_x0000_i1124" style="width:0;height:1.5pt" o:hralign="center" o:hrstd="t" o:hr="t" fillcolor="#a0a0a0" stroked="f"/>
         </w:pict>
       </w:r>
     </w:p>
@@ -16790,7 +16817,7 @@
           <w:lang w:val="en-IN"/>
         </w:rPr>
         <w:pict w14:anchorId="6FE4C611">
-          <v:rect id="_x0000_i2012" style="width:0;height:1.5pt" o:hralign="center" o:hrstd="t" o:hr="t" fillcolor="#a0a0a0" stroked="f"/>
+          <v:rect id="_x0000_i1125" style="width:0;height:1.5pt" o:hralign="center" o:hrstd="t" o:hr="t" fillcolor="#a0a0a0" stroked="f"/>
         </w:pict>
       </w:r>
     </w:p>
@@ -16877,7 +16904,7 @@
           <w:lang w:val="en-IN"/>
         </w:rPr>
         <w:pict w14:anchorId="368F73C9">
-          <v:rect id="_x0000_i2013" style="width:0;height:1.5pt" o:hralign="center" o:hrstd="t" o:hr="t" fillcolor="#a0a0a0" stroked="f"/>
+          <v:rect id="_x0000_i1126" style="width:0;height:1.5pt" o:hralign="center" o:hrstd="t" o:hr="t" fillcolor="#a0a0a0" stroked="f"/>
         </w:pict>
       </w:r>
     </w:p>
@@ -16972,7 +16999,7 @@
           <w:lang w:val="en-IN"/>
         </w:rPr>
         <w:pict w14:anchorId="3859B85E">
-          <v:rect id="_x0000_i2014" style="width:0;height:1.5pt" o:hralign="center" o:hrstd="t" o:hr="t" fillcolor="#a0a0a0" stroked="f"/>
+          <v:rect id="_x0000_i1127" style="width:0;height:1.5pt" o:hralign="center" o:hrstd="t" o:hr="t" fillcolor="#a0a0a0" stroked="f"/>
         </w:pict>
       </w:r>
     </w:p>
@@ -17029,7 +17056,7 @@
           <w:lang w:val="en-IN"/>
         </w:rPr>
         <w:pict w14:anchorId="6502B986">
-          <v:rect id="_x0000_i2015" style="width:0;height:1.5pt" o:hralign="center" o:hrstd="t" o:hr="t" fillcolor="#a0a0a0" stroked="f"/>
+          <v:rect id="_x0000_i1128" style="width:0;height:1.5pt" o:hralign="center" o:hrstd="t" o:hr="t" fillcolor="#a0a0a0" stroked="f"/>
         </w:pict>
       </w:r>
     </w:p>
@@ -17086,7 +17113,7 @@
           <w:lang w:val="en-IN"/>
         </w:rPr>
         <w:pict w14:anchorId="34943F8B">
-          <v:rect id="_x0000_i2016" style="width:0;height:1.5pt" o:hralign="center" o:hrstd="t" o:hr="t" fillcolor="#a0a0a0" stroked="f"/>
+          <v:rect id="_x0000_i1129" style="width:0;height:1.5pt" o:hralign="center" o:hrstd="t" o:hr="t" fillcolor="#a0a0a0" stroked="f"/>
         </w:pict>
       </w:r>
     </w:p>
@@ -17181,7 +17208,7 @@
           <w:lang w:val="en-IN"/>
         </w:rPr>
         <w:pict w14:anchorId="3656869F">
-          <v:rect id="_x0000_i2017" style="width:0;height:1.5pt" o:hralign="center" o:hrstd="t" o:hr="t" fillcolor="#a0a0a0" stroked="f"/>
+          <v:rect id="_x0000_i1130" style="width:0;height:1.5pt" o:hralign="center" o:hrstd="t" o:hr="t" fillcolor="#a0a0a0" stroked="f"/>
         </w:pict>
       </w:r>
     </w:p>
@@ -17384,7 +17411,7 @@
           <w:lang w:val="en-IN"/>
         </w:rPr>
         <w:pict w14:anchorId="22C80802">
-          <v:rect id="_x0000_i2062" style="width:0;height:1.5pt" o:hralign="center" o:hrstd="t" o:hr="t" fillcolor="#a0a0a0" stroked="f"/>
+          <v:rect id="_x0000_i1131" style="width:0;height:1.5pt" o:hralign="center" o:hrstd="t" o:hr="t" fillcolor="#a0a0a0" stroked="f"/>
         </w:pict>
       </w:r>
     </w:p>
@@ -17554,7 +17581,7 @@
           <w:lang w:val="en-IN"/>
         </w:rPr>
         <w:pict w14:anchorId="6EE7E9D9">
-          <v:rect id="_x0000_i2063" style="width:0;height:1.5pt" o:hralign="center" o:hrstd="t" o:hr="t" fillcolor="#a0a0a0" stroked="f"/>
+          <v:rect id="_x0000_i1132" style="width:0;height:1.5pt" o:hralign="center" o:hrstd="t" o:hr="t" fillcolor="#a0a0a0" stroked="f"/>
         </w:pict>
       </w:r>
     </w:p>
@@ -17840,7 +17867,7 @@
           <w:lang w:val="en-IN"/>
         </w:rPr>
         <w:pict w14:anchorId="520321B7">
-          <v:rect id="_x0000_i2064" style="width:0;height:1.5pt" o:hralign="center" o:hrstd="t" o:hr="t" fillcolor="#a0a0a0" stroked="f"/>
+          <v:rect id="_x0000_i1133" style="width:0;height:1.5pt" o:hralign="center" o:hrstd="t" o:hr="t" fillcolor="#a0a0a0" stroked="f"/>
         </w:pict>
       </w:r>
     </w:p>
@@ -17964,7 +17991,7 @@
           <w:lang w:val="en-IN"/>
         </w:rPr>
         <w:pict w14:anchorId="5D315B4C">
-          <v:rect id="_x0000_i2065" style="width:0;height:1.5pt" o:hralign="center" o:hrstd="t" o:hr="t" fillcolor="#a0a0a0" stroked="f"/>
+          <v:rect id="_x0000_i1134" style="width:0;height:1.5pt" o:hralign="center" o:hrstd="t" o:hr="t" fillcolor="#a0a0a0" stroked="f"/>
         </w:pict>
       </w:r>
     </w:p>
@@ -18067,7 +18094,7 @@
         </w:rPr>
         <w:lastRenderedPageBreak/>
         <w:pict w14:anchorId="49884914">
-          <v:rect id="_x0000_i2066" style="width:0;height:1.5pt" o:hralign="center" o:hrstd="t" o:hr="t" fillcolor="#a0a0a0" stroked="f"/>
+          <v:rect id="_x0000_i1135" style="width:0;height:1.5pt" o:hralign="center" o:hrstd="t" o:hr="t" fillcolor="#a0a0a0" stroked="f"/>
         </w:pict>
       </w:r>
     </w:p>
@@ -18175,7 +18202,7 @@
           <w:lang w:val="en-IN"/>
         </w:rPr>
         <w:pict w14:anchorId="732EF9F3">
-          <v:rect id="_x0000_i2096" style="width:0;height:1.5pt" o:hralign="center" o:hrstd="t" o:hr="t" fillcolor="#a0a0a0" stroked="f"/>
+          <v:rect id="_x0000_i1136" style="width:0;height:1.5pt" o:hralign="center" o:hrstd="t" o:hr="t" fillcolor="#a0a0a0" stroked="f"/>
         </w:pict>
       </w:r>
     </w:p>
@@ -18479,7 +18506,7 @@
           <w:lang w:val="en-IN"/>
         </w:rPr>
         <w:pict w14:anchorId="6C37DC08">
-          <v:rect id="_x0000_i2097" style="width:0;height:1.5pt" o:hralign="center" o:hrstd="t" o:hr="t" fillcolor="#a0a0a0" stroked="f"/>
+          <v:rect id="_x0000_i1137" style="width:0;height:1.5pt" o:hralign="center" o:hrstd="t" o:hr="t" fillcolor="#a0a0a0" stroked="f"/>
         </w:pict>
       </w:r>
     </w:p>
@@ -18808,7 +18835,7 @@
           <w:lang w:val="en-IN"/>
         </w:rPr>
         <w:pict w14:anchorId="36010961">
-          <v:rect id="_x0000_i2098" style="width:0;height:1.5pt" o:hralign="center" o:hrstd="t" o:hr="t" fillcolor="#a0a0a0" stroked="f"/>
+          <v:rect id="_x0000_i1138" style="width:0;height:1.5pt" o:hralign="center" o:hrstd="t" o:hr="t" fillcolor="#a0a0a0" stroked="f"/>
         </w:pict>
       </w:r>
     </w:p>
@@ -19326,7 +19353,7 @@
           <w:lang w:val="en-IN"/>
         </w:rPr>
         <w:pict w14:anchorId="60D1AC6C">
-          <v:rect id="_x0000_i2099" style="width:0;height:1.5pt" o:hralign="center" o:hrstd="t" o:hr="t" fillcolor="#a0a0a0" stroked="f"/>
+          <v:rect id="_x0000_i1139" style="width:0;height:1.5pt" o:hralign="center" o:hrstd="t" o:hr="t" fillcolor="#a0a0a0" stroked="f"/>
         </w:pict>
       </w:r>
     </w:p>
@@ -19520,7 +19547,7 @@
           <w:lang w:val="en-IN"/>
         </w:rPr>
         <w:pict w14:anchorId="4051E979">
-          <v:rect id="_x0000_i2144" style="width:0;height:1.5pt" o:hralign="center" o:hrstd="t" o:hr="t" fillcolor="#a0a0a0" stroked="f"/>
+          <v:rect id="_x0000_i1140" style="width:0;height:1.5pt" o:hralign="center" o:hrstd="t" o:hr="t" fillcolor="#a0a0a0" stroked="f"/>
         </w:pict>
       </w:r>
     </w:p>
@@ -19595,7 +19622,7 @@
           <w:lang w:val="en-IN"/>
         </w:rPr>
         <w:pict w14:anchorId="2176999B">
-          <v:rect id="_x0000_i2145" style="width:0;height:1.5pt" o:hralign="center" o:hrstd="t" o:hr="t" fillcolor="#a0a0a0" stroked="f"/>
+          <v:rect id="_x0000_i1141" style="width:0;height:1.5pt" o:hralign="center" o:hrstd="t" o:hr="t" fillcolor="#a0a0a0" stroked="f"/>
         </w:pict>
       </w:r>
     </w:p>
@@ -19812,7 +19839,7 @@
           <w:lang w:val="en-IN"/>
         </w:rPr>
         <w:pict w14:anchorId="5DEF9032">
-          <v:rect id="_x0000_i2146" style="width:0;height:1.5pt" o:hralign="center" o:hrstd="t" o:hr="t" fillcolor="#a0a0a0" stroked="f"/>
+          <v:rect id="_x0000_i1142" style="width:0;height:1.5pt" o:hralign="center" o:hrstd="t" o:hr="t" fillcolor="#a0a0a0" stroked="f"/>
         </w:pict>
       </w:r>
     </w:p>
@@ -20026,7 +20053,7 @@
           <w:lang w:val="en-IN"/>
         </w:rPr>
         <w:pict w14:anchorId="4A7BB38B">
-          <v:rect id="_x0000_i2147" style="width:0;height:1.5pt" o:hralign="center" o:hrstd="t" o:hr="t" fillcolor="#a0a0a0" stroked="f"/>
+          <v:rect id="_x0000_i1143" style="width:0;height:1.5pt" o:hralign="center" o:hrstd="t" o:hr="t" fillcolor="#a0a0a0" stroked="f"/>
         </w:pict>
       </w:r>
     </w:p>
@@ -20178,7 +20205,7 @@
           <w:lang w:val="en-IN"/>
         </w:rPr>
         <w:pict w14:anchorId="06A3AC1F">
-          <v:rect id="_x0000_i2148" style="width:0;height:1.5pt" o:hralign="center" o:hrstd="t" o:hr="t" fillcolor="#a0a0a0" stroked="f"/>
+          <v:rect id="_x0000_i1144" style="width:0;height:1.5pt" o:hralign="center" o:hrstd="t" o:hr="t" fillcolor="#a0a0a0" stroked="f"/>
         </w:pict>
       </w:r>
     </w:p>
@@ -20281,7 +20308,7 @@
           <w:lang w:val="en-IN"/>
         </w:rPr>
         <w:pict w14:anchorId="500EE5D2">
-          <v:rect id="_x0000_i2149" style="width:0;height:1.5pt" o:hralign="center" o:hrstd="t" o:hr="t" fillcolor="#a0a0a0" stroked="f"/>
+          <v:rect id="_x0000_i1145" style="width:0;height:1.5pt" o:hralign="center" o:hrstd="t" o:hr="t" fillcolor="#a0a0a0" stroked="f"/>
         </w:pict>
       </w:r>
     </w:p>
@@ -20388,7 +20415,7 @@
           <w:lang w:val="en-IN"/>
         </w:rPr>
         <w:pict w14:anchorId="41EEDE0A">
-          <v:rect id="_x0000_i2186" style="width:0;height:1.5pt" o:hralign="center" o:hrstd="t" o:hr="t" fillcolor="#a0a0a0" stroked="f"/>
+          <v:rect id="_x0000_i1146" style="width:0;height:1.5pt" o:hralign="center" o:hrstd="t" o:hr="t" fillcolor="#a0a0a0" stroked="f"/>
         </w:pict>
       </w:r>
     </w:p>
@@ -20596,7 +20623,7 @@
           <w:lang w:val="en-IN"/>
         </w:rPr>
         <w:pict w14:anchorId="03C8EC38">
-          <v:rect id="_x0000_i2187" style="width:0;height:1.5pt" o:hralign="center" o:hrstd="t" o:hr="t" fillcolor="#a0a0a0" stroked="f"/>
+          <v:rect id="_x0000_i1147" style="width:0;height:1.5pt" o:hralign="center" o:hrstd="t" o:hr="t" fillcolor="#a0a0a0" stroked="f"/>
         </w:pict>
       </w:r>
     </w:p>
@@ -20829,7 +20856,7 @@
           <w:lang w:val="en-IN"/>
         </w:rPr>
         <w:pict w14:anchorId="4E1AD7DD">
-          <v:rect id="_x0000_i2188" style="width:0;height:1.5pt" o:hralign="center" o:hrstd="t" o:hr="t" fillcolor="#a0a0a0" stroked="f"/>
+          <v:rect id="_x0000_i1148" style="width:0;height:1.5pt" o:hralign="center" o:hrstd="t" o:hr="t" fillcolor="#a0a0a0" stroked="f"/>
         </w:pict>
       </w:r>
     </w:p>
@@ -21037,7 +21064,7 @@
         </w:rPr>
         <w:lastRenderedPageBreak/>
         <w:pict w14:anchorId="76D829F9">
-          <v:rect id="_x0000_i2189" style="width:0;height:1.5pt" o:hralign="center" o:hrstd="t" o:hr="t" fillcolor="#a0a0a0" stroked="f"/>
+          <v:rect id="_x0000_i1149" style="width:0;height:1.5pt" o:hralign="center" o:hrstd="t" o:hr="t" fillcolor="#a0a0a0" stroked="f"/>
         </w:pict>
       </w:r>
     </w:p>
@@ -21140,7 +21167,7 @@
           <w:lang w:val="en-IN"/>
         </w:rPr>
         <w:pict w14:anchorId="5DCF3CDA">
-          <v:rect id="_x0000_i2190" style="width:0;height:1.5pt" o:hralign="center" o:hrstd="t" o:hr="t" fillcolor="#a0a0a0" stroked="f"/>
+          <v:rect id="_x0000_i1150" style="width:0;height:1.5pt" o:hralign="center" o:hrstd="t" o:hr="t" fillcolor="#a0a0a0" stroked="f"/>
         </w:pict>
       </w:r>
     </w:p>
